--- a/resumes/arjun_mehta.docx
+++ b/resumes/arjun_mehta.docx
@@ -12,12 +12,12 @@
     </w:p>
     <w:p>
       <w:r>
-        <w:t>Senior Full-Stack Engineer</w:t>
+        <w:t>Senior Full Stack Developer</w:t>
       </w:r>
     </w:p>
     <w:p>
       <w:r>
-        <w:t>Bengaluru, India | arjun.mehta@example.com | +1-555-0119</w:t>
+        <w:t>Remote (US) | arjun.mehta@example.com | +1-555-0119</w:t>
       </w:r>
     </w:p>
     <w:p>
@@ -25,12 +25,12 @@
         <w:pStyle w:val="Heading1"/>
       </w:pPr>
       <w:r>
-        <w:t>PROFILE</w:t>
+        <w:t>SUMMARY</w:t>
       </w:r>
     </w:p>
     <w:p>
       <w:r>
-        <w:t>Senior Full-Stack Engineer with 8+ years of experience specialising in Python, React, TypeScript. Track record of delivering reliable, measurable results in production systems.</w:t>
+        <w:t>Senior Full Stack Developer with 8+ years of experience specialising in Python, React, TypeScript. Track record of delivering reliable, measurable results in production systems.</w:t>
       </w:r>
     </w:p>
     <w:p>
@@ -38,12 +38,12 @@
         <w:pStyle w:val="Heading1"/>
       </w:pPr>
       <w:r>
-        <w:t>CORE COMPETENCIES</w:t>
+        <w:t>SKILLS</w:t>
       </w:r>
     </w:p>
     <w:p>
       <w:r>
-        <w:t>Python, React, TypeScript, PostgreSQL, Docker, Redis, AWS, FastAPI, GraphQL</w:t>
+        <w:t>Python, React, TypeScript, PostgreSQL, Docker, Node.js, GraphQL, Redis, Next.js</w:t>
       </w:r>
     </w:p>
     <w:p>
@@ -51,12 +51,12 @@
         <w:pStyle w:val="Heading1"/>
       </w:pPr>
       <w:r>
-        <w:t>EMPLOYMENT HISTORY</w:t>
+        <w:t>EXPERIENCE</w:t>
       </w:r>
     </w:p>
     <w:p>
       <w:r>
-        <w:t>Senior Full Stack Developer, FinServe (2024 - Present)</w:t>
+        <w:t>Senior Full-Stack Engineer, Acme Cloud (2023 - Present)</w:t>
       </w:r>
     </w:p>
     <w:p>
@@ -64,7 +64,7 @@
         <w:pStyle w:val="ListBullet"/>
       </w:pPr>
       <w:r>
-        <w:t>Reduced page load 60% with Docker caching and query tuning.</w:t>
+        <w:t>Reduced page load 30% with GraphQL caching and query tuning.</w:t>
       </w:r>
     </w:p>
     <w:p>
@@ -72,12 +72,12 @@
         <w:pStyle w:val="ListBullet"/>
       </w:pPr>
       <w:r>
-        <w:t>Owned the Docker stack from schema design to Python UI.</w:t>
+        <w:t>Built REST and GraphQL APIs in Next.js consumed by Node.js clients.</w:t>
       </w:r>
     </w:p>
     <w:p>
       <w:r>
-        <w:t>Product Engineer, Orchid Media (2023 - 2024)</w:t>
+        <w:t>Product Engineer, Clearpath Energy (2020 - 2023)</w:t>
       </w:r>
     </w:p>
     <w:p>
@@ -85,7 +85,7 @@
         <w:pStyle w:val="ListBullet"/>
       </w:pPr>
       <w:r>
-        <w:t>Owned the Docker stack from schema design to FastAPI UI.</w:t>
+        <w:t>Reduced page load 40% with TypeScript caching and query tuning.</w:t>
       </w:r>
     </w:p>
     <w:p>
@@ -93,12 +93,12 @@
         <w:pStyle w:val="ListBullet"/>
       </w:pPr>
       <w:r>
-        <w:t>Reduced page load 35% with AWS caching and query tuning.</w:t>
+        <w:t>Owned the Redis stack from schema design to Python UI.</w:t>
       </w:r>
     </w:p>
     <w:p>
       <w:r>
-        <w:t>Full Stack Developer, AppWorks (2018 - 2023)</w:t>
+        <w:t>Product Engineer, RetailX (2018 - 2020)</w:t>
       </w:r>
     </w:p>
     <w:p>
@@ -106,7 +106,7 @@
         <w:pStyle w:val="ListBullet"/>
       </w:pPr>
       <w:r>
-        <w:t>Reduced page load 30% with Python caching and query tuning.</w:t>
+        <w:t>Owned the Python stack from schema design to Next.js UI.</w:t>
       </w:r>
     </w:p>
     <w:p>
@@ -114,7 +114,7 @@
         <w:pStyle w:val="ListBullet"/>
       </w:pPr>
       <w:r>
-        <w:t>Owned the React stack from schema design to FastAPI UI.</w:t>
+        <w:t>Built REST and GraphQL APIs in PostgreSQL consumed by Node.js clients.</w:t>
       </w:r>
     </w:p>
     <w:p>
@@ -122,12 +122,12 @@
         <w:pStyle w:val="Heading1"/>
       </w:pPr>
       <w:r>
-        <w:t>KEY PROJECTS</w:t>
+        <w:t>PROJECTS</w:t>
       </w:r>
     </w:p>
     <w:p>
       <w:r>
-        <w:t>Marketplace MVP: Redis backend with a PostgreSQL storefront.</w:t>
+        <w:t>Marketplace MVP: Redis backend with a Docker storefront.</w:t>
       </w:r>
     </w:p>
     <w:p>
@@ -135,12 +135,12 @@
         <w:pStyle w:val="Heading1"/>
       </w:pPr>
       <w:r>
-        <w:t>EDUCATION &amp; TRAINING</w:t>
+        <w:t>EDUCATION</w:t>
       </w:r>
     </w:p>
     <w:p>
       <w:r>
-        <w:t>B.Sc. in Software Engineering, National Institute of Technology (2017)</w:t>
+        <w:t>Master of Science in Computer Science, Lakeside State University (2018)</w:t>
       </w:r>
     </w:p>
     <w:sectPr>
